--- a/examples/change_point/doc/11-waypoint-hcp_waypoint_ed.docx
+++ b/examples/change_point/doc/11-waypoint-hcp_waypoint_ed.docx
@@ -69,6 +69,111 @@
       <w:pPr>
         <w:pStyle w:val="SourceCode"/>
       </w:pPr>
+      <w:r>
+        <w:rPr>
+          <w:rStyle w:val="FunctionTok"/>
+        </w:rPr>
+        <w:t xml:space="preserve">Sys.setenv</w:t>
+      </w:r>
+      <w:r>
+        <w:rPr>
+          <w:rStyle w:val="NormalTok"/>
+        </w:rPr>
+        <w:t xml:space="preserve">(</w:t>
+      </w:r>
+      <w:r>
+        <w:rPr>
+          <w:rStyle w:val="AttributeTok"/>
+        </w:rPr>
+        <w:t xml:space="preserve">RETICULATE_PYTHON =</w:t>
+      </w:r>
+      <w:r>
+        <w:rPr>
+          <w:rStyle w:val="NormalTok"/>
+        </w:rPr>
+        <w:t xml:space="preserve"> </w:t>
+      </w:r>
+      <w:r>
+        <w:rPr>
+          <w:rStyle w:val="StringTok"/>
+        </w:rPr>
+        <w:t xml:space="preserve">"c:/python/python.exe"</w:t>
+      </w:r>
+      <w:r>
+        <w:rPr>
+          <w:rStyle w:val="NormalTok"/>
+        </w:rPr>
+        <w:t xml:space="preserve">)</w:t>
+      </w:r>
+      <w:r>
+        <w:br/>
+      </w:r>
+      <w:r>
+        <w:rPr>
+          <w:rStyle w:val="NormalTok"/>
+        </w:rPr>
+        <w:t xml:space="preserve">reticulate</w:t>
+      </w:r>
+      <w:r>
+        <w:rPr>
+          <w:rStyle w:val="SpecialCharTok"/>
+        </w:rPr>
+        <w:t xml:space="preserve">::</w:t>
+      </w:r>
+      <w:r>
+        <w:rPr>
+          <w:rStyle w:val="FunctionTok"/>
+        </w:rPr>
+        <w:t xml:space="preserve">use_python</w:t>
+      </w:r>
+      <w:r>
+        <w:rPr>
+          <w:rStyle w:val="NormalTok"/>
+        </w:rPr>
+        <w:t xml:space="preserve">(</w:t>
+      </w:r>
+      <w:r>
+        <w:rPr>
+          <w:rStyle w:val="StringTok"/>
+        </w:rPr>
+        <w:t xml:space="preserve">"c:/python/python.exe"</w:t>
+      </w:r>
+      <w:r>
+        <w:rPr>
+          <w:rStyle w:val="NormalTok"/>
+        </w:rPr>
+        <w:t xml:space="preserve">, </w:t>
+      </w:r>
+      <w:r>
+        <w:rPr>
+          <w:rStyle w:val="AttributeTok"/>
+        </w:rPr>
+        <w:t xml:space="preserve">required =</w:t>
+      </w:r>
+      <w:r>
+        <w:rPr>
+          <w:rStyle w:val="NormalTok"/>
+        </w:rPr>
+        <w:t xml:space="preserve"> </w:t>
+      </w:r>
+      <w:r>
+        <w:rPr>
+          <w:rStyle w:val="ConstantTok"/>
+        </w:rPr>
+        <w:t xml:space="preserve">TRUE</w:t>
+      </w:r>
+      <w:r>
+        <w:rPr>
+          <w:rStyle w:val="NormalTok"/>
+        </w:rPr>
+        <w:t xml:space="preserve">)</w:t>
+      </w:r>
+      <w:r>
+        <w:br/>
+      </w:r>
+      <w:r>
+        <w:br/>
+      </w:r>
       <w:r>
         <w:rPr>
           <w:rStyle w:val="FunctionTok"/>

--- a/examples/change_point/doc/11-waypoint-hcp_waypoint_ed.docx
+++ b/examples/change_point/doc/11-waypoint-hcp_waypoint_ed.docx
@@ -69,111 +69,6 @@
       <w:pPr>
         <w:pStyle w:val="SourceCode"/>
       </w:pPr>
-      <w:r>
-        <w:rPr>
-          <w:rStyle w:val="FunctionTok"/>
-        </w:rPr>
-        <w:t xml:space="preserve">Sys.setenv</w:t>
-      </w:r>
-      <w:r>
-        <w:rPr>
-          <w:rStyle w:val="NormalTok"/>
-        </w:rPr>
-        <w:t xml:space="preserve">(</w:t>
-      </w:r>
-      <w:r>
-        <w:rPr>
-          <w:rStyle w:val="AttributeTok"/>
-        </w:rPr>
-        <w:t xml:space="preserve">RETICULATE_PYTHON =</w:t>
-      </w:r>
-      <w:r>
-        <w:rPr>
-          <w:rStyle w:val="NormalTok"/>
-        </w:rPr>
-        <w:t xml:space="preserve"> </w:t>
-      </w:r>
-      <w:r>
-        <w:rPr>
-          <w:rStyle w:val="StringTok"/>
-        </w:rPr>
-        <w:t xml:space="preserve">"c:/python/python.exe"</w:t>
-      </w:r>
-      <w:r>
-        <w:rPr>
-          <w:rStyle w:val="NormalTok"/>
-        </w:rPr>
-        <w:t xml:space="preserve">)</w:t>
-      </w:r>
-      <w:r>
-        <w:br/>
-      </w:r>
-      <w:r>
-        <w:rPr>
-          <w:rStyle w:val="NormalTok"/>
-        </w:rPr>
-        <w:t xml:space="preserve">reticulate</w:t>
-      </w:r>
-      <w:r>
-        <w:rPr>
-          <w:rStyle w:val="SpecialCharTok"/>
-        </w:rPr>
-        <w:t xml:space="preserve">::</w:t>
-      </w:r>
-      <w:r>
-        <w:rPr>
-          <w:rStyle w:val="FunctionTok"/>
-        </w:rPr>
-        <w:t xml:space="preserve">use_python</w:t>
-      </w:r>
-      <w:r>
-        <w:rPr>
-          <w:rStyle w:val="NormalTok"/>
-        </w:rPr>
-        <w:t xml:space="preserve">(</w:t>
-      </w:r>
-      <w:r>
-        <w:rPr>
-          <w:rStyle w:val="StringTok"/>
-        </w:rPr>
-        <w:t xml:space="preserve">"c:/python/python.exe"</w:t>
-      </w:r>
-      <w:r>
-        <w:rPr>
-          <w:rStyle w:val="NormalTok"/>
-        </w:rPr>
-        <w:t xml:space="preserve">, </w:t>
-      </w:r>
-      <w:r>
-        <w:rPr>
-          <w:rStyle w:val="AttributeTok"/>
-        </w:rPr>
-        <w:t xml:space="preserve">required =</w:t>
-      </w:r>
-      <w:r>
-        <w:rPr>
-          <w:rStyle w:val="NormalTok"/>
-        </w:rPr>
-        <w:t xml:space="preserve"> </w:t>
-      </w:r>
-      <w:r>
-        <w:rPr>
-          <w:rStyle w:val="ConstantTok"/>
-        </w:rPr>
-        <w:t xml:space="preserve">TRUE</w:t>
-      </w:r>
-      <w:r>
-        <w:rPr>
-          <w:rStyle w:val="NormalTok"/>
-        </w:rPr>
-        <w:t xml:space="preserve">)</w:t>
-      </w:r>
-      <w:r>
-        <w:br/>
-      </w:r>
-      <w:r>
-        <w:br/>
-      </w:r>
       <w:r>
         <w:rPr>
           <w:rStyle w:val="FunctionTok"/>

--- a/examples/change_point/doc/11-waypoint-hcp_waypoint_ed.docx
+++ b/examples/change_point/doc/11-waypoint-hcp_waypoint_ed.docx
@@ -2,12 +2,13 @@
 <file path=word/document.xml><?xml version="1.0" encoding="utf-8"?>
 <w:document xmlns:w="http://schemas.openxmlformats.org/wordprocessingml/2006/main" xmlns:m="http://schemas.openxmlformats.org/officeDocument/2006/math" xmlns:r="http://schemas.openxmlformats.org/officeDocument/2006/relationships" xmlns:o="urn:schemas-microsoft-com:office:office" xmlns:v="urn:schemas-microsoft-com:vml" xmlns:w10="urn:schemas-microsoft-com:office:word" xmlns:a="http://schemas.openxmlformats.org/drawingml/2006/main" xmlns:pic="http://schemas.openxmlformats.org/drawingml/2006/picture" xmlns:wp="http://schemas.openxmlformats.org/drawingml/2006/wordprocessingDrawing">
   <w:body>
-    <w:p>
-      <w:pPr>
-        <w:pStyle w:val="Title"/>
-      </w:pPr>
-      <w:r>
-        <w:t xml:space="preserve">11 - Waypoint with Feed-Forward Autoencoder</w:t>
+    <w:bookmarkStart w:id="9" w:name="objective"/>
+    <w:p>
+      <w:pPr>
+        <w:pStyle w:val="Heading2"/>
+      </w:pPr>
+      <w:r>
+        <w:t xml:space="preserve">Objective</w:t>
       </w:r>
     </w:p>
     <w:p>
@@ -15,7 +16,55 @@
         <w:pStyle w:val="FirstParagraph"/>
       </w:pPr>
       <w:r>
-        <w:t xml:space="preserve">This notebook shows the</w:t>
+        <w:t xml:space="preserve">Waypoint combines an autoencoder with a bilateral CUSUM supervisor to detect</w:t>
+      </w:r>
+      <w:r>
+        <w:t xml:space="preserve"> </w:t>
+      </w:r>
+      <w:r>
+        <w:t xml:space="preserve">regime changes. This first notebook establishes the baseline experiment with a</w:t>
+      </w:r>
+      <w:r>
+        <w:t xml:space="preserve"> </w:t>
+      </w:r>
+      <w:r>
+        <w:t xml:space="preserve">plain feed-forward autoencoder. The experimental line used here will be kept in</w:t>
+      </w:r>
+      <w:r>
+        <w:t xml:space="preserve"> </w:t>
+      </w:r>
+      <w:r>
+        <w:t xml:space="preserve">the next Waypoint notebooks: same dataset, same detector parameters, same</w:t>
+      </w:r>
+      <w:r>
+        <w:t xml:space="preserve"> </w:t>
+      </w:r>
+      <w:r>
+        <w:t xml:space="preserve">evaluation workflow, and only the encoder architecture changes.</w:t>
+      </w:r>
+    </w:p>
+    <w:p>
+      <w:pPr>
+        <w:pStyle w:val="Compact"/>
+        <w:numPr>
+          <w:ilvl w:val="0"/>
+          <w:numId w:val="1001"/>
+        </w:numPr>
+      </w:pPr>
+      <w:r>
+        <w:t xml:space="preserve">Load and visualize a simple change-point dataset</w:t>
+      </w:r>
+    </w:p>
+    <w:p>
+      <w:pPr>
+        <w:pStyle w:val="Compact"/>
+        <w:numPr>
+          <w:ilvl w:val="0"/>
+          <w:numId w:val="1001"/>
+        </w:numPr>
+      </w:pPr>
+      <w:r>
+        <w:t xml:space="preserve">Configure</w:t>
       </w:r>
       <w:r>
         <w:t xml:space="preserve"> </w:t>
@@ -30,39 +79,252 @@
         <w:t xml:space="preserve"> </w:t>
       </w:r>
       <w:r>
-        <w:t xml:space="preserve">detector with a plain feed-forward</w:t>
-      </w:r>
-      <w:r>
-        <w:t xml:space="preserve"> </w:t>
-      </w:r>
-      <w:r>
-        <w:t xml:space="preserve">autoencoder.</w:t>
-      </w:r>
-    </w:p>
-    <w:p>
-      <w:pPr>
-        <w:pStyle w:val="BodyText"/>
-      </w:pPr>
-      <w:r>
-        <w:t xml:space="preserve">The package itself does not depend on</w:t>
-      </w:r>
-      <w:r>
-        <w:t xml:space="preserve"> </w:t>
-      </w:r>
+        <w:t xml:space="preserve">with the baseline feed-forward autoencoder</w:t>
+      </w:r>
+    </w:p>
+    <w:p>
+      <w:pPr>
+        <w:pStyle w:val="Compact"/>
+        <w:numPr>
+          <w:ilvl w:val="0"/>
+          <w:numId w:val="1001"/>
+        </w:numPr>
+      </w:pPr>
+      <w:r>
+        <w:t xml:space="preserve">Inspect detected change points, evaluate them, and plot reconstruction error</w:t>
+      </w:r>
+      <w:r>
+        <w:t xml:space="preserve"> </w:t>
+      </w:r>
+      <w:r>
+        <w:t xml:space="preserve">against the learned decision level</w:t>
+      </w:r>
+    </w:p>
+    <w:bookmarkEnd w:id="9"/>
+    <w:bookmarkStart w:id="10" w:name="method-at-a-glance"/>
+    <w:p>
+      <w:pPr>
+        <w:pStyle w:val="Heading2"/>
+      </w:pPr>
+      <w:r>
+        <w:t xml:space="preserve">Method at a glance</w:t>
+      </w:r>
+    </w:p>
+    <w:p>
+      <w:pPr>
+        <w:pStyle w:val="FirstParagraph"/>
+      </w:pPr>
+      <w:r>
+        <w:t xml:space="preserve">Waypoint: an autoencoder learns the current regime from sliding windows, the</w:t>
+      </w:r>
+      <w:r>
+        <w:t xml:space="preserve"> </w:t>
+      </w:r>
+      <w:r>
+        <w:t xml:space="preserve">window reconstruction error is standardized on a recent buffer, and a bilateral</w:t>
+      </w:r>
+      <w:r>
+        <w:t xml:space="preserve"> </w:t>
+      </w:r>
+      <w:r>
+        <w:t xml:space="preserve">CUSUM validates persistent deviations. After confirmation, the model is</w:t>
+      </w:r>
+      <w:r>
+        <w:t xml:space="preserve"> </w:t>
+      </w:r>
+      <w:r>
+        <w:t xml:space="preserve">retrained on the new regime.</w:t>
+      </w:r>
+    </w:p>
+    <w:bookmarkEnd w:id="10"/>
+    <w:bookmarkStart w:id="11" w:name="experimental-line"/>
+    <w:p>
+      <w:pPr>
+        <w:pStyle w:val="Heading2"/>
+      </w:pPr>
+      <w:r>
+        <w:t xml:space="preserve">Experimental line</w:t>
+      </w:r>
+    </w:p>
+    <w:p>
+      <w:pPr>
+        <w:pStyle w:val="FirstParagraph"/>
+      </w:pPr>
+      <w:r>
+        <w:t xml:space="preserve">This notebook is the baseline of the architecture comparison:</w:t>
+      </w:r>
+    </w:p>
+    <w:p>
+      <w:pPr>
+        <w:pStyle w:val="Compact"/>
+        <w:numPr>
+          <w:ilvl w:val="0"/>
+          <w:numId w:val="1002"/>
+        </w:numPr>
+      </w:pPr>
       <w:r>
         <w:rPr>
           <w:rStyle w:val="VerbatimChar"/>
         </w:rPr>
-        <w:t xml:space="preserve">daltoolboxdp</w:t>
-      </w:r>
-      <w:r>
-        <w:t xml:space="preserve">. The example only uses it</w:t>
-      </w:r>
-      <w:r>
-        <w:t xml:space="preserve"> </w:t>
-      </w:r>
-      <w:r>
-        <w:t xml:space="preserve">at the notebook level.</w:t>
+        <w:t xml:space="preserve">11</w:t>
+      </w:r>
+      <w:r>
+        <w:t xml:space="preserve">: feed-forward autoencoder, the generic reference point</w:t>
+      </w:r>
+    </w:p>
+    <w:p>
+      <w:pPr>
+        <w:pStyle w:val="Compact"/>
+        <w:numPr>
+          <w:ilvl w:val="0"/>
+          <w:numId w:val="1002"/>
+        </w:numPr>
+      </w:pPr>
+      <w:r>
+        <w:rPr>
+          <w:rStyle w:val="VerbatimChar"/>
+        </w:rPr>
+        <w:t xml:space="preserve">12</w:t>
+      </w:r>
+      <w:r>
+        <w:t xml:space="preserve">: LSTM autoencoder, emphasizing temporal order inside the window</w:t>
+      </w:r>
+    </w:p>
+    <w:p>
+      <w:pPr>
+        <w:pStyle w:val="Compact"/>
+        <w:numPr>
+          <w:ilvl w:val="0"/>
+          <w:numId w:val="1002"/>
+        </w:numPr>
+      </w:pPr>
+      <w:r>
+        <w:rPr>
+          <w:rStyle w:val="VerbatimChar"/>
+        </w:rPr>
+        <w:t xml:space="preserve">13</w:t>
+      </w:r>
+      <w:r>
+        <w:t xml:space="preserve">: convolutional autoencoder, emphasizing local patterns inside the window</w:t>
+      </w:r>
+    </w:p>
+    <w:p>
+      <w:pPr>
+        <w:pStyle w:val="FirstParagraph"/>
+      </w:pPr>
+      <w:r>
+        <w:t xml:space="preserve">Because the rest of the configuration is fixed, differences in detections</w:t>
+      </w:r>
+      <w:r>
+        <w:t xml:space="preserve"> </w:t>
+      </w:r>
+      <w:r>
+        <w:t xml:space="preserve">should be read mainly as consequences of the encoder bias.</w:t>
+      </w:r>
+    </w:p>
+    <w:bookmarkEnd w:id="11"/>
+    <w:bookmarkStart w:id="27" w:name="what-you-will-do"/>
+    <w:p>
+      <w:pPr>
+        <w:pStyle w:val="Heading2"/>
+      </w:pPr>
+      <w:r>
+        <w:t xml:space="preserve">What you will do</w:t>
+      </w:r>
+    </w:p>
+    <w:p>
+      <w:pPr>
+        <w:pStyle w:val="Compact"/>
+        <w:numPr>
+          <w:ilvl w:val="0"/>
+          <w:numId w:val="1003"/>
+        </w:numPr>
+      </w:pPr>
+      <w:r>
+        <w:t xml:space="preserve">understand the baseline Waypoint configuration</w:t>
+      </w:r>
+    </w:p>
+    <w:p>
+      <w:pPr>
+        <w:pStyle w:val="Compact"/>
+        <w:numPr>
+          <w:ilvl w:val="0"/>
+          <w:numId w:val="1003"/>
+        </w:numPr>
+      </w:pPr>
+      <w:r>
+        <w:t xml:space="preserve">follow the workflow from data loading to fitting and detection</w:t>
+      </w:r>
+    </w:p>
+    <w:p>
+      <w:pPr>
+        <w:pStyle w:val="Compact"/>
+        <w:numPr>
+          <w:ilvl w:val="0"/>
+          <w:numId w:val="1003"/>
+        </w:numPr>
+      </w:pPr>
+      <w:r>
+        <w:t xml:space="preserve">inspect the evaluation outputs and the diagnostic plots produced by Harbinger</w:t>
+      </w:r>
+    </w:p>
+    <w:p>
+      <w:pPr>
+        <w:pStyle w:val="Compact"/>
+        <w:numPr>
+          <w:ilvl w:val="0"/>
+          <w:numId w:val="1003"/>
+        </w:numPr>
+      </w:pPr>
+      <w:r>
+        <w:t xml:space="preserve">use this notebook as the reference point for the LSTM and convolutional</w:t>
+      </w:r>
+      <w:r>
+        <w:t xml:space="preserve"> </w:t>
+      </w:r>
+      <w:r>
+        <w:t xml:space="preserve">variants</w:t>
+      </w:r>
+    </w:p>
+    <w:bookmarkStart w:id="12" w:name="prepare-the-example"/>
+    <w:p>
+      <w:pPr>
+        <w:pStyle w:val="Heading3"/>
+      </w:pPr>
+      <w:r>
+        <w:t xml:space="preserve">Prepare the Example</w:t>
+      </w:r>
+    </w:p>
+    <w:p>
+      <w:pPr>
+        <w:pStyle w:val="FirstParagraph"/>
+      </w:pPr>
+      <w:r>
+        <w:t xml:space="preserve">This setup anchors the notebook in the specific series used to examine</w:t>
+      </w:r>
+      <w:r>
+        <w:t xml:space="preserve"> </w:t>
+      </w:r>
+      <w:r>
+        <w:rPr>
+          <w:rStyle w:val="VerbatimChar"/>
+        </w:rPr>
+        <w:t xml:space="preserve">hcp_waypoint()</w:t>
+      </w:r>
+      <w:r>
+        <w:t xml:space="preserve">. The raw signal is shown first because Waypoint is supposed to</w:t>
+      </w:r>
+      <w:r>
+        <w:t xml:space="preserve"> </w:t>
+      </w:r>
+      <w:r>
+        <w:t xml:space="preserve">flag regime changes, not isolated spikes, so the series context matters before</w:t>
+      </w:r>
+      <w:r>
+        <w:t xml:space="preserve"> </w:t>
+      </w:r>
+      <w:r>
+        <w:t xml:space="preserve">the reconstruction model and the CUSUM supervisor are applied.</w:t>
       </w:r>
     </w:p>
     <w:p>
@@ -71,6 +333,44 @@
       </w:pPr>
       <w:r>
         <w:rPr>
+          <w:rStyle w:val="CommentTok"/>
+        </w:rPr>
+        <w:t xml:space="preserve"># Install Harbinger and DALToolboxDP (if needed)</w:t>
+      </w:r>
+      <w:r>
+        <w:br/>
+      </w:r>
+      <w:r>
+        <w:rPr>
+          <w:rStyle w:val="CommentTok"/>
+        </w:rPr>
+        <w:t xml:space="preserve"># install.packages("harbinger")</w:t>
+      </w:r>
+      <w:r>
+        <w:br/>
+      </w:r>
+      <w:r>
+        <w:rPr>
+          <w:rStyle w:val="CommentTok"/>
+        </w:rPr>
+        <w:t xml:space="preserve"># install.packages("daltoolboxdp")</w:t>
+      </w:r>
+    </w:p>
+    <w:p>
+      <w:pPr>
+        <w:pStyle w:val="SourceCode"/>
+      </w:pPr>
+      <w:r>
+        <w:rPr>
+          <w:rStyle w:val="CommentTok"/>
+        </w:rPr>
+        <w:t xml:space="preserve"># Load required packages</w:t>
+      </w:r>
+      <w:r>
+        <w:br/>
+      </w:r>
+      <w:r>
+        <w:rPr>
           <w:rStyle w:val="FunctionTok"/>
         </w:rPr>
         <w:t xml:space="preserve">library</w:t>
@@ -118,6 +418,15 @@
       </w:pPr>
       <w:r>
         <w:rPr>
+          <w:rStyle w:val="CommentTok"/>
+        </w:rPr>
+        <w:t xml:space="preserve"># Load example change-point datasets</w:t>
+      </w:r>
+      <w:r>
+        <w:br/>
+      </w:r>
+      <w:r>
+        <w:rPr>
           <w:rStyle w:val="FunctionTok"/>
         </w:rPr>
         <w:t xml:space="preserve">data</w:t>
@@ -128,6 +437,17 @@
         </w:rPr>
         <w:t xml:space="preserve">(examples_changepoints)</w:t>
       </w:r>
+    </w:p>
+    <w:p>
+      <w:pPr>
+        <w:pStyle w:val="SourceCode"/>
+      </w:pPr>
+      <w:r>
+        <w:rPr>
+          <w:rStyle w:val="CommentTok"/>
+        </w:rPr>
+        <w:t xml:space="preserve"># Select the simple dataset</w:t>
+      </w:r>
       <w:r>
         <w:br/>
       </w:r>
@@ -161,6 +481,21 @@
         </w:rPr>
         <w:t xml:space="preserve">simple</w:t>
       </w:r>
+      <w:r>
+        <w:br/>
+      </w:r>
+      <w:r>
+        <w:rPr>
+          <w:rStyle w:val="FunctionTok"/>
+        </w:rPr>
+        <w:t xml:space="preserve">head</w:t>
+      </w:r>
+      <w:r>
+        <w:rPr>
+          <w:rStyle w:val="NormalTok"/>
+        </w:rPr>
+        <w:t xml:space="preserve">(dataset)</w:t>
+      </w:r>
     </w:p>
     <w:p>
       <w:pPr>
@@ -168,6 +503,261 @@
       </w:pPr>
       <w:r>
         <w:rPr>
+          <w:rStyle w:val="VerbatimChar"/>
+        </w:rPr>
+        <w:t xml:space="preserve">##   serie event</w:t>
+      </w:r>
+      <w:r>
+        <w:br/>
+      </w:r>
+      <w:r>
+        <w:rPr>
+          <w:rStyle w:val="VerbatimChar"/>
+        </w:rPr>
+        <w:t xml:space="preserve">## 1  0.00 FALSE</w:t>
+      </w:r>
+      <w:r>
+        <w:br/>
+      </w:r>
+      <w:r>
+        <w:rPr>
+          <w:rStyle w:val="VerbatimChar"/>
+        </w:rPr>
+        <w:t xml:space="preserve">## 2  0.25 FALSE</w:t>
+      </w:r>
+      <w:r>
+        <w:br/>
+      </w:r>
+      <w:r>
+        <w:rPr>
+          <w:rStyle w:val="VerbatimChar"/>
+        </w:rPr>
+        <w:t xml:space="preserve">## 3  0.50 FALSE</w:t>
+      </w:r>
+      <w:r>
+        <w:br/>
+      </w:r>
+      <w:r>
+        <w:rPr>
+          <w:rStyle w:val="VerbatimChar"/>
+        </w:rPr>
+        <w:t xml:space="preserve">## 4  0.75 FALSE</w:t>
+      </w:r>
+      <w:r>
+        <w:br/>
+      </w:r>
+      <w:r>
+        <w:rPr>
+          <w:rStyle w:val="VerbatimChar"/>
+        </w:rPr>
+        <w:t xml:space="preserve">## 5  1.00 FALSE</w:t>
+      </w:r>
+      <w:r>
+        <w:br/>
+      </w:r>
+      <w:r>
+        <w:rPr>
+          <w:rStyle w:val="VerbatimChar"/>
+        </w:rPr>
+        <w:t xml:space="preserve">## 6  1.25 FALSE</w:t>
+      </w:r>
+    </w:p>
+    <w:bookmarkEnd w:id="12"/>
+    <w:bookmarkStart w:id="16" w:name="interpret-the-result-visually"/>
+    <w:p>
+      <w:pPr>
+        <w:pStyle w:val="Heading3"/>
+      </w:pPr>
+      <w:r>
+        <w:t xml:space="preserve">Interpret the Result Visually</w:t>
+      </w:r>
+    </w:p>
+    <w:p>
+      <w:pPr>
+        <w:pStyle w:val="FirstParagraph"/>
+      </w:pPr>
+      <w:r>
+        <w:t xml:space="preserve">This first visual pass shows the regime structure the detector should recover.</w:t>
+      </w:r>
+      <w:r>
+        <w:t xml:space="preserve"> </w:t>
+      </w:r>
+      <w:r>
+        <w:t xml:space="preserve">The baseline feed-forward autoencoder does not impose a strong temporal bias on</w:t>
+      </w:r>
+      <w:r>
+        <w:t xml:space="preserve"> </w:t>
+      </w:r>
+      <w:r>
+        <w:t xml:space="preserve">the window representation, so this notebook acts as the neutral reference for</w:t>
+      </w:r>
+      <w:r>
+        <w:t xml:space="preserve"> </w:t>
+      </w:r>
+      <w:r>
+        <w:t xml:space="preserve">the later architecture variants.</w:t>
+      </w:r>
+    </w:p>
+    <w:p>
+      <w:pPr>
+        <w:pStyle w:val="SourceCode"/>
+      </w:pPr>
+      <w:r>
+        <w:rPr>
+          <w:rStyle w:val="CommentTok"/>
+        </w:rPr>
+        <w:t xml:space="preserve"># Plot the raw time series</w:t>
+      </w:r>
+      <w:r>
+        <w:br/>
+      </w:r>
+      <w:r>
+        <w:rPr>
+          <w:rStyle w:val="FunctionTok"/>
+        </w:rPr>
+        <w:t xml:space="preserve">har_plot</w:t>
+      </w:r>
+      <w:r>
+        <w:rPr>
+          <w:rStyle w:val="NormalTok"/>
+        </w:rPr>
+        <w:t xml:space="preserve">(</w:t>
+      </w:r>
+      <w:r>
+        <w:rPr>
+          <w:rStyle w:val="FunctionTok"/>
+        </w:rPr>
+        <w:t xml:space="preserve">harbinger</w:t>
+      </w:r>
+      <w:r>
+        <w:rPr>
+          <w:rStyle w:val="NormalTok"/>
+        </w:rPr>
+        <w:t xml:space="preserve">(), dataset</w:t>
+      </w:r>
+      <w:r>
+        <w:rPr>
+          <w:rStyle w:val="SpecialCharTok"/>
+        </w:rPr>
+        <w:t xml:space="preserve">$</w:t>
+      </w:r>
+      <w:r>
+        <w:rPr>
+          <w:rStyle w:val="NormalTok"/>
+        </w:rPr>
+        <w:t xml:space="preserve">serie)</w:t>
+      </w:r>
+    </w:p>
+    <w:p>
+      <w:pPr>
+        <w:pStyle w:val="FirstParagraph"/>
+      </w:pPr>
+      <w:r>
+        <w:drawing>
+          <wp:inline>
+            <wp:extent cx="4620126" cy="3696101"/>
+            <wp:effectExtent b="0" l="0" r="0" t="0"/>
+            <wp:docPr descr="" title="" id="14" name="Picture"/>
+            <a:graphic>
+              <a:graphicData uri="http://schemas.openxmlformats.org/drawingml/2006/picture">
+                <pic:pic>
+                  <pic:nvPicPr>
+                    <pic:cNvPr descr="C:\Git\dal\harbinger\examples\change_point\doc\11-waypoint-hcp_waypoint_ed_files/693e41389f8fe8d7187225776a46ef4a27e40c1f.png" id="15" name="Picture"/>
+                    <pic:cNvPicPr>
+                      <a:picLocks noChangeArrowheads="1" noChangeAspect="1"/>
+                    </pic:cNvPicPr>
+                  </pic:nvPicPr>
+                  <pic:blipFill>
+                    <a:blip r:embed="rId13"/>
+                    <a:stretch>
+                      <a:fillRect/>
+                    </a:stretch>
+                  </pic:blipFill>
+                  <pic:spPr bwMode="auto">
+                    <a:xfrm>
+                      <a:off x="0" y="0"/>
+                      <a:ext cx="4620126" cy="3696101"/>
+                    </a:xfrm>
+                    <a:prstGeom prst="rect">
+                      <a:avLst/>
+                    </a:prstGeom>
+                    <a:noFill/>
+                    <a:ln w="9525">
+                      <a:noFill/>
+                      <a:headEnd/>
+                      <a:tailEnd/>
+                    </a:ln>
+                  </pic:spPr>
+                </pic:pic>
+              </a:graphicData>
+            </a:graphic>
+          </wp:inline>
+        </w:drawing>
+      </w:r>
+    </w:p>
+    <w:bookmarkEnd w:id="16"/>
+    <w:bookmarkStart w:id="17" w:name="configure-the-method"/>
+    <w:p>
+      <w:pPr>
+        <w:pStyle w:val="Heading3"/>
+      </w:pPr>
+      <w:r>
+        <w:t xml:space="preserve">Configure the Method</w:t>
+      </w:r>
+    </w:p>
+    <w:p>
+      <w:pPr>
+        <w:pStyle w:val="FirstParagraph"/>
+      </w:pPr>
+      <w:r>
+        <w:t xml:space="preserve">The parameter line below will be reused in the next Waypoint notebooks. The key</w:t>
+      </w:r>
+      <w:r>
+        <w:t xml:space="preserve"> </w:t>
+      </w:r>
+      <w:r>
+        <w:t xml:space="preserve">experimental choice here is</w:t>
+      </w:r>
+      <w:r>
+        <w:t xml:space="preserve"> </w:t>
+      </w:r>
+      <w:r>
+        <w:rPr>
+          <w:rStyle w:val="VerbatimChar"/>
+        </w:rPr>
+        <w:t xml:space="preserve">encoderclass = autoenc_ed</w:t>
+      </w:r>
+      <w:r>
+        <w:t xml:space="preserve">, which provides the</w:t>
+      </w:r>
+      <w:r>
+        <w:t xml:space="preserve"> </w:t>
+      </w:r>
+      <w:r>
+        <w:t xml:space="preserve">plain feed-forward baseline. The other arguments control window length, warm-up,</w:t>
+      </w:r>
+      <w:r>
+        <w:t xml:space="preserve"> </w:t>
+      </w:r>
+      <w:r>
+        <w:t xml:space="preserve">retraining behavior, and the bilateral CUSUM thresholds.</w:t>
+      </w:r>
+    </w:p>
+    <w:p>
+      <w:pPr>
+        <w:pStyle w:val="SourceCode"/>
+      </w:pPr>
+      <w:r>
+        <w:rPr>
+          <w:rStyle w:val="CommentTok"/>
+        </w:rPr>
+        <w:t xml:space="preserve"># Configure Waypoint with a feed-forward autoencoder</w:t>
+      </w:r>
+      <w:r>
+        <w:br/>
+      </w:r>
+      <w:r>
+        <w:rPr>
           <w:rStyle w:val="NormalTok"/>
         </w:rPr>
         <w:t xml:space="preserve">model </w:t>
@@ -589,8 +1179,16 @@
         </w:rPr>
         <w:t xml:space="preserve">)</w:t>
       </w:r>
-      <w:r>
-        <w:br/>
+    </w:p>
+    <w:p>
+      <w:pPr>
+        <w:pStyle w:val="SourceCode"/>
+      </w:pPr>
+      <w:r>
+        <w:rPr>
+          <w:rStyle w:val="CommentTok"/>
+        </w:rPr>
+        <w:t xml:space="preserve"># Fit the detector</w:t>
       </w:r>
       <w:r>
         <w:br/>
@@ -637,6 +1235,53 @@
         </w:rPr>
         <w:t xml:space="preserve">serie)</w:t>
       </w:r>
+    </w:p>
+    <w:bookmarkEnd w:id="17"/>
+    <w:bookmarkStart w:id="18" w:name="run-the-core-analysis"/>
+    <w:p>
+      <w:pPr>
+        <w:pStyle w:val="Heading3"/>
+      </w:pPr>
+      <w:r>
+        <w:t xml:space="preserve">Run the Core Analysis</w:t>
+      </w:r>
+    </w:p>
+    <w:p>
+      <w:pPr>
+        <w:pStyle w:val="FirstParagraph"/>
+      </w:pPr>
+      <w:r>
+        <w:t xml:space="preserve">This is the baseline Waypoint experiment. The important question is whether the</w:t>
+      </w:r>
+      <w:r>
+        <w:t xml:space="preserve"> </w:t>
+      </w:r>
+      <w:r>
+        <w:t xml:space="preserve">reconstruction error generated by the feed-forward autoencoder is stable within</w:t>
+      </w:r>
+      <w:r>
+        <w:t xml:space="preserve"> </w:t>
+      </w:r>
+      <w:r>
+        <w:t xml:space="preserve">regimes and large enough at the regime transition for the CUSUM supervisor to</w:t>
+      </w:r>
+      <w:r>
+        <w:t xml:space="preserve"> </w:t>
+      </w:r>
+      <w:r>
+        <w:t xml:space="preserve">confirm the change.</w:t>
+      </w:r>
+    </w:p>
+    <w:p>
+      <w:pPr>
+        <w:pStyle w:val="SourceCode"/>
+      </w:pPr>
+      <w:r>
+        <w:rPr>
+          <w:rStyle w:val="CommentTok"/>
+        </w:rPr>
+        <w:t xml:space="preserve"># Run detection</w:t>
+      </w:r>
       <w:r>
         <w:br/>
       </w:r>
@@ -682,8 +1327,36 @@
         </w:rPr>
         <w:t xml:space="preserve">serie)</w:t>
       </w:r>
-      <w:r>
-        <w:br/>
+    </w:p>
+    <w:p>
+      <w:pPr>
+        <w:pStyle w:val="SourceCode"/>
+      </w:pPr>
+      <w:r>
+        <w:rPr>
+          <w:rStyle w:val="VerbatimChar"/>
+        </w:rPr>
+        <w:t xml:space="preserve">## Warning in obj$res[obj$non_na] &lt;- res: number of items to replace is not a</w:t>
+      </w:r>
+      <w:r>
+        <w:br/>
+      </w:r>
+      <w:r>
+        <w:rPr>
+          <w:rStyle w:val="VerbatimChar"/>
+        </w:rPr>
+        <w:t xml:space="preserve">## multiple of replacement length</w:t>
+      </w:r>
+    </w:p>
+    <w:p>
+      <w:pPr>
+        <w:pStyle w:val="SourceCode"/>
+      </w:pPr>
+      <w:r>
+        <w:rPr>
+          <w:rStyle w:val="CommentTok"/>
+        </w:rPr>
+        <w:t xml:space="preserve"># Show detected change points</w:t>
       </w:r>
       <w:r>
         <w:br/>
@@ -698,19 +1371,212 @@
         <w:rPr>
           <w:rStyle w:val="NormalTok"/>
         </w:rPr>
-        <w:t xml:space="preserve">(detection[detection</w:t>
+        <w:t xml:space="preserve">(detection </w:t>
       </w:r>
       <w:r>
         <w:rPr>
           <w:rStyle w:val="SpecialCharTok"/>
         </w:rPr>
+        <w:t xml:space="preserve">|&gt;</w:t>
+      </w:r>
+      <w:r>
+        <w:rPr>
+          <w:rStyle w:val="NormalTok"/>
+        </w:rPr>
+        <w:t xml:space="preserve"> dplyr</w:t>
+      </w:r>
+      <w:r>
+        <w:rPr>
+          <w:rStyle w:val="SpecialCharTok"/>
+        </w:rPr>
+        <w:t xml:space="preserve">::</w:t>
+      </w:r>
+      <w:r>
+        <w:rPr>
+          <w:rStyle w:val="FunctionTok"/>
+        </w:rPr>
+        <w:t xml:space="preserve">filter</w:t>
+      </w:r>
+      <w:r>
+        <w:rPr>
+          <w:rStyle w:val="NormalTok"/>
+        </w:rPr>
+        <w:t xml:space="preserve">(event </w:t>
+      </w:r>
+      <w:r>
+        <w:rPr>
+          <w:rStyle w:val="SpecialCharTok"/>
+        </w:rPr>
+        <w:t xml:space="preserve">==</w:t>
+      </w:r>
+      <w:r>
+        <w:rPr>
+          <w:rStyle w:val="NormalTok"/>
+        </w:rPr>
+        <w:t xml:space="preserve"> </w:t>
+      </w:r>
+      <w:r>
+        <w:rPr>
+          <w:rStyle w:val="ConstantTok"/>
+        </w:rPr>
+        <w:t xml:space="preserve">TRUE</w:t>
+      </w:r>
+      <w:r>
+        <w:rPr>
+          <w:rStyle w:val="NormalTok"/>
+        </w:rPr>
+        <w:t xml:space="preserve">))</w:t>
+      </w:r>
+    </w:p>
+    <w:p>
+      <w:pPr>
+        <w:pStyle w:val="SourceCode"/>
+      </w:pPr>
+      <w:r>
+        <w:rPr>
+          <w:rStyle w:val="VerbatimChar"/>
+        </w:rPr>
+        <w:t xml:space="preserve">## [1] idx   event type </w:t>
+      </w:r>
+      <w:r>
+        <w:br/>
+      </w:r>
+      <w:r>
+        <w:rPr>
+          <w:rStyle w:val="VerbatimChar"/>
+        </w:rPr>
+        <w:t xml:space="preserve">## &lt;0 rows&gt; (or 0-length row.names)</w:t>
+      </w:r>
+    </w:p>
+    <w:bookmarkEnd w:id="18"/>
+    <w:bookmarkStart w:id="19" w:name="evaluate-what-was-found"/>
+    <w:p>
+      <w:pPr>
+        <w:pStyle w:val="Heading3"/>
+      </w:pPr>
+      <w:r>
+        <w:t xml:space="preserve">Evaluate What Was Found</w:t>
+      </w:r>
+    </w:p>
+    <w:p>
+      <w:pPr>
+        <w:pStyle w:val="FirstParagraph"/>
+      </w:pPr>
+      <w:r>
+        <w:t xml:space="preserve">The evaluation checks whether the detected change points agree with the labels.</w:t>
+      </w:r>
+      <w:r>
+        <w:t xml:space="preserve"> </w:t>
+      </w:r>
+      <w:r>
+        <w:t xml:space="preserve">Because this notebook is the baseline of the architecture comparison, these</w:t>
+      </w:r>
+      <w:r>
+        <w:t xml:space="preserve"> </w:t>
+      </w:r>
+      <w:r>
+        <w:t xml:space="preserve">scores are the reference for judging whether the LSTM and convolutional</w:t>
+      </w:r>
+      <w:r>
+        <w:t xml:space="preserve"> </w:t>
+      </w:r>
+      <w:r>
+        <w:t xml:space="preserve">encoders improve or worsen the experimental line.</w:t>
+      </w:r>
+    </w:p>
+    <w:p>
+      <w:pPr>
+        <w:pStyle w:val="SourceCode"/>
+      </w:pPr>
+      <w:r>
+        <w:rPr>
+          <w:rStyle w:val="CommentTok"/>
+        </w:rPr>
+        <w:t xml:space="preserve"># Evaluate detections against labels</w:t>
+      </w:r>
+      <w:r>
+        <w:br/>
+      </w:r>
+      <w:r>
+        <w:rPr>
+          <w:rStyle w:val="NormalTok"/>
+        </w:rPr>
+        <w:t xml:space="preserve">evaluation </w:t>
+      </w:r>
+      <w:r>
+        <w:rPr>
+          <w:rStyle w:val="OtherTok"/>
+        </w:rPr>
+        <w:t xml:space="preserve">&lt;-</w:t>
+      </w:r>
+      <w:r>
+        <w:rPr>
+          <w:rStyle w:val="NormalTok"/>
+        </w:rPr>
+        <w:t xml:space="preserve"> </w:t>
+      </w:r>
+      <w:r>
+        <w:rPr>
+          <w:rStyle w:val="FunctionTok"/>
+        </w:rPr>
+        <w:t xml:space="preserve">evaluate</w:t>
+      </w:r>
+      <w:r>
+        <w:rPr>
+          <w:rStyle w:val="NormalTok"/>
+        </w:rPr>
+        <w:t xml:space="preserve">(model, detection</w:t>
+      </w:r>
+      <w:r>
+        <w:rPr>
+          <w:rStyle w:val="SpecialCharTok"/>
+        </w:rPr>
         <w:t xml:space="preserve">$</w:t>
       </w:r>
       <w:r>
         <w:rPr>
           <w:rStyle w:val="NormalTok"/>
         </w:rPr>
-        <w:t xml:space="preserve">event, ])</w:t>
+        <w:t xml:space="preserve">event, dataset</w:t>
+      </w:r>
+      <w:r>
+        <w:rPr>
+          <w:rStyle w:val="SpecialCharTok"/>
+        </w:rPr>
+        <w:t xml:space="preserve">$</w:t>
+      </w:r>
+      <w:r>
+        <w:rPr>
+          <w:rStyle w:val="NormalTok"/>
+        </w:rPr>
+        <w:t xml:space="preserve">event)</w:t>
+      </w:r>
+      <w:r>
+        <w:br/>
+      </w:r>
+      <w:r>
+        <w:rPr>
+          <w:rStyle w:val="FunctionTok"/>
+        </w:rPr>
+        <w:t xml:space="preserve">print</w:t>
+      </w:r>
+      <w:r>
+        <w:rPr>
+          <w:rStyle w:val="NormalTok"/>
+        </w:rPr>
+        <w:t xml:space="preserve">(evaluation</w:t>
+      </w:r>
+      <w:r>
+        <w:rPr>
+          <w:rStyle w:val="SpecialCharTok"/>
+        </w:rPr>
+        <w:t xml:space="preserve">$</w:t>
+      </w:r>
+      <w:r>
+        <w:rPr>
+          <w:rStyle w:val="NormalTok"/>
+        </w:rPr>
+        <w:t xml:space="preserve">confMatrix)</w:t>
       </w:r>
     </w:p>
     <w:p>
@@ -719,6 +1585,83 @@
       </w:pPr>
       <w:r>
         <w:rPr>
+          <w:rStyle w:val="VerbatimChar"/>
+        </w:rPr>
+        <w:t xml:space="preserve">##           event      </w:t>
+      </w:r>
+      <w:r>
+        <w:br/>
+      </w:r>
+      <w:r>
+        <w:rPr>
+          <w:rStyle w:val="VerbatimChar"/>
+        </w:rPr>
+        <w:t xml:space="preserve">## detection TRUE  FALSE</w:t>
+      </w:r>
+      <w:r>
+        <w:br/>
+      </w:r>
+      <w:r>
+        <w:rPr>
+          <w:rStyle w:val="VerbatimChar"/>
+        </w:rPr>
+        <w:t xml:space="preserve">## TRUE      0     0    </w:t>
+      </w:r>
+      <w:r>
+        <w:br/>
+      </w:r>
+      <w:r>
+        <w:rPr>
+          <w:rStyle w:val="VerbatimChar"/>
+        </w:rPr>
+        <w:t xml:space="preserve">## FALSE     1     100</w:t>
+      </w:r>
+    </w:p>
+    <w:bookmarkEnd w:id="19"/>
+    <w:bookmarkStart w:id="26" w:name="interpret-the-result-visually-1"/>
+    <w:p>
+      <w:pPr>
+        <w:pStyle w:val="Heading3"/>
+      </w:pPr>
+      <w:r>
+        <w:t xml:space="preserve">Interpret the Result Visually</w:t>
+      </w:r>
+    </w:p>
+    <w:p>
+      <w:pPr>
+        <w:pStyle w:val="FirstParagraph"/>
+      </w:pPr>
+      <w:r>
+        <w:t xml:space="preserve">This plot places the detections back on the original signal. What matters here</w:t>
+      </w:r>
+      <w:r>
+        <w:t xml:space="preserve"> </w:t>
+      </w:r>
+      <w:r>
+        <w:t xml:space="preserve">is whether the confirmed change points align with the actual regime transition</w:t>
+      </w:r>
+      <w:r>
+        <w:t xml:space="preserve"> </w:t>
+      </w:r>
+      <w:r>
+        <w:t xml:space="preserve">instead of reacting to local noise.</w:t>
+      </w:r>
+    </w:p>
+    <w:p>
+      <w:pPr>
+        <w:pStyle w:val="SourceCode"/>
+      </w:pPr>
+      <w:r>
+        <w:rPr>
+          <w:rStyle w:val="CommentTok"/>
+        </w:rPr>
+        <w:t xml:space="preserve"># Plot detections vs. ground truth</w:t>
+      </w:r>
+      <w:r>
+        <w:br/>
+      </w:r>
+      <w:r>
+        <w:rPr>
           <w:rStyle w:val="FunctionTok"/>
         </w:rPr>
         <w:t xml:space="preserve">har_plot</w:t>
@@ -759,15 +1702,274 @@
         <w:pStyle w:val="FirstParagraph"/>
       </w:pPr>
       <w:r>
-        <w:t xml:space="preserve">This is the baseline notebook. It is the best place to understand the method</w:t>
-      </w:r>
-      <w:r>
-        <w:t xml:space="preserve"> </w:t>
-      </w:r>
-      <w:r>
-        <w:t xml:space="preserve">without extra inductive bias from the encoder architecture.</w:t>
-      </w:r>
-    </w:p>
+        <w:drawing>
+          <wp:inline>
+            <wp:extent cx="4620126" cy="3696101"/>
+            <wp:effectExtent b="0" l="0" r="0" t="0"/>
+            <wp:docPr descr="" title="" id="21" name="Picture"/>
+            <a:graphic>
+              <a:graphicData uri="http://schemas.openxmlformats.org/drawingml/2006/picture">
+                <pic:pic>
+                  <pic:nvPicPr>
+                    <pic:cNvPr descr="C:\Git\dal\harbinger\examples\change_point\doc\11-waypoint-hcp_waypoint_ed_files/eb97b24ea907a800e88c6f80879709471cd27f5c.png" id="22" name="Picture"/>
+                    <pic:cNvPicPr>
+                      <a:picLocks noChangeArrowheads="1" noChangeAspect="1"/>
+                    </pic:cNvPicPr>
+                  </pic:nvPicPr>
+                  <pic:blipFill>
+                    <a:blip r:embed="rId20"/>
+                    <a:stretch>
+                      <a:fillRect/>
+                    </a:stretch>
+                  </pic:blipFill>
+                  <pic:spPr bwMode="auto">
+                    <a:xfrm>
+                      <a:off x="0" y="0"/>
+                      <a:ext cx="4620126" cy="3696101"/>
+                    </a:xfrm>
+                    <a:prstGeom prst="rect">
+                      <a:avLst/>
+                    </a:prstGeom>
+                    <a:noFill/>
+                    <a:ln w="9525">
+                      <a:noFill/>
+                      <a:headEnd/>
+                      <a:tailEnd/>
+                    </a:ln>
+                  </pic:spPr>
+                </pic:pic>
+              </a:graphicData>
+            </a:graphic>
+          </wp:inline>
+        </w:drawing>
+      </w:r>
+    </w:p>
+    <w:p>
+      <w:pPr>
+        <w:pStyle w:val="SourceCode"/>
+      </w:pPr>
+      <w:r>
+        <w:rPr>
+          <w:rStyle w:val="CommentTok"/>
+        </w:rPr>
+        <w:t xml:space="preserve"># Plot reconstruction error and the learned decision level</w:t>
+      </w:r>
+      <w:r>
+        <w:br/>
+      </w:r>
+      <w:r>
+        <w:rPr>
+          <w:rStyle w:val="FunctionTok"/>
+        </w:rPr>
+        <w:t xml:space="preserve">har_plot</w:t>
+      </w:r>
+      <w:r>
+        <w:rPr>
+          <w:rStyle w:val="NormalTok"/>
+        </w:rPr>
+        <w:t xml:space="preserve">(model, </w:t>
+      </w:r>
+      <w:r>
+        <w:rPr>
+          <w:rStyle w:val="FunctionTok"/>
+        </w:rPr>
+        <w:t xml:space="preserve">attr</w:t>
+      </w:r>
+      <w:r>
+        <w:rPr>
+          <w:rStyle w:val="NormalTok"/>
+        </w:rPr>
+        <w:t xml:space="preserve">(detection, </w:t>
+      </w:r>
+      <w:r>
+        <w:rPr>
+          <w:rStyle w:val="StringTok"/>
+        </w:rPr>
+        <w:t xml:space="preserve">"res"</w:t>
+      </w:r>
+      <w:r>
+        <w:rPr>
+          <w:rStyle w:val="NormalTok"/>
+        </w:rPr>
+        <w:t xml:space="preserve">), detection, dataset</w:t>
+      </w:r>
+      <w:r>
+        <w:rPr>
+          <w:rStyle w:val="SpecialCharTok"/>
+        </w:rPr>
+        <w:t xml:space="preserve">$</w:t>
+      </w:r>
+      <w:r>
+        <w:rPr>
+          <w:rStyle w:val="NormalTok"/>
+        </w:rPr>
+        <w:t xml:space="preserve">event, </w:t>
+      </w:r>
+      <w:r>
+        <w:rPr>
+          <w:rStyle w:val="AttributeTok"/>
+        </w:rPr>
+        <w:t xml:space="preserve">yline =</w:t>
+      </w:r>
+      <w:r>
+        <w:rPr>
+          <w:rStyle w:val="NormalTok"/>
+        </w:rPr>
+        <w:t xml:space="preserve"> </w:t>
+      </w:r>
+      <w:r>
+        <w:rPr>
+          <w:rStyle w:val="FunctionTok"/>
+        </w:rPr>
+        <w:t xml:space="preserve">attr</w:t>
+      </w:r>
+      <w:r>
+        <w:rPr>
+          <w:rStyle w:val="NormalTok"/>
+        </w:rPr>
+        <w:t xml:space="preserve">(detection, </w:t>
+      </w:r>
+      <w:r>
+        <w:rPr>
+          <w:rStyle w:val="StringTok"/>
+        </w:rPr>
+        <w:t xml:space="preserve">"tau"</w:t>
+      </w:r>
+      <w:r>
+        <w:rPr>
+          <w:rStyle w:val="NormalTok"/>
+        </w:rPr>
+        <w:t xml:space="preserve">))</w:t>
+      </w:r>
+    </w:p>
+    <w:p>
+      <w:pPr>
+        <w:pStyle w:val="SourceCode"/>
+      </w:pPr>
+      <w:r>
+        <w:rPr>
+          <w:rStyle w:val="VerbatimChar"/>
+        </w:rPr>
+        <w:t xml:space="preserve">## Warning: Removed 71 rows containing missing values or values outside the scale range</w:t>
+      </w:r>
+      <w:r>
+        <w:br/>
+      </w:r>
+      <w:r>
+        <w:rPr>
+          <w:rStyle w:val="VerbatimChar"/>
+        </w:rPr>
+        <w:t xml:space="preserve">## (`geom_point()`).</w:t>
+      </w:r>
+    </w:p>
+    <w:p>
+      <w:pPr>
+        <w:pStyle w:val="SourceCode"/>
+      </w:pPr>
+      <w:r>
+        <w:rPr>
+          <w:rStyle w:val="VerbatimChar"/>
+        </w:rPr>
+        <w:t xml:space="preserve">## Warning: Removed 71 rows containing missing values or values outside the scale range</w:t>
+      </w:r>
+      <w:r>
+        <w:br/>
+      </w:r>
+      <w:r>
+        <w:rPr>
+          <w:rStyle w:val="VerbatimChar"/>
+        </w:rPr>
+        <w:t xml:space="preserve">## (`geom_line()`).</w:t>
+      </w:r>
+    </w:p>
+    <w:p>
+      <w:pPr>
+        <w:pStyle w:val="FirstParagraph"/>
+      </w:pPr>
+      <w:r>
+        <w:drawing>
+          <wp:inline>
+            <wp:extent cx="4620126" cy="3696101"/>
+            <wp:effectExtent b="0" l="0" r="0" t="0"/>
+            <wp:docPr descr="" title="" id="24" name="Picture"/>
+            <a:graphic>
+              <a:graphicData uri="http://schemas.openxmlformats.org/drawingml/2006/picture">
+                <pic:pic>
+                  <pic:nvPicPr>
+                    <pic:cNvPr descr="C:\Git\dal\harbinger\examples\change_point\doc\11-waypoint-hcp_waypoint_ed_files/e20cb357a54a7df736e23cba4d69fb6a536a2099.png" id="25" name="Picture"/>
+                    <pic:cNvPicPr>
+                      <a:picLocks noChangeArrowheads="1" noChangeAspect="1"/>
+                    </pic:cNvPicPr>
+                  </pic:nvPicPr>
+                  <pic:blipFill>
+                    <a:blip r:embed="rId23"/>
+                    <a:stretch>
+                      <a:fillRect/>
+                    </a:stretch>
+                  </pic:blipFill>
+                  <pic:spPr bwMode="auto">
+                    <a:xfrm>
+                      <a:off x="0" y="0"/>
+                      <a:ext cx="4620126" cy="3696101"/>
+                    </a:xfrm>
+                    <a:prstGeom prst="rect">
+                      <a:avLst/>
+                    </a:prstGeom>
+                    <a:noFill/>
+                    <a:ln w="9525">
+                      <a:noFill/>
+                      <a:headEnd/>
+                      <a:tailEnd/>
+                    </a:ln>
+                  </pic:spPr>
+                </pic:pic>
+              </a:graphicData>
+            </a:graphic>
+          </wp:inline>
+        </w:drawing>
+      </w:r>
+    </w:p>
+    <w:bookmarkEnd w:id="26"/>
+    <w:bookmarkEnd w:id="27"/>
+    <w:bookmarkStart w:id="29" w:name="references"/>
+    <w:p>
+      <w:pPr>
+        <w:pStyle w:val="Heading2"/>
+      </w:pPr>
+      <w:r>
+        <w:t xml:space="preserve">References</w:t>
+      </w:r>
+    </w:p>
+    <w:p>
+      <w:pPr>
+        <w:pStyle w:val="Compact"/>
+        <w:numPr>
+          <w:ilvl w:val="0"/>
+          <w:numId w:val="1004"/>
+        </w:numPr>
+      </w:pPr>
+      <w:r>
+        <w:t xml:space="preserve">Ogasawara, E., Salles, R., Porto, F., Pacitti, E. Event Detection in Time</w:t>
+      </w:r>
+      <w:r>
+        <w:t xml:space="preserve"> </w:t>
+      </w:r>
+      <w:r>
+        <w:t xml:space="preserve">Series. Springer, 2025.</w:t>
+      </w:r>
+      <w:r>
+        <w:t xml:space="preserve"> </w:t>
+      </w:r>
+      <w:hyperlink r:id="rId28">
+        <w:r>
+          <w:rPr>
+            <w:rStyle w:val="Hyperlink"/>
+          </w:rPr>
+          <w:t xml:space="preserve">doi:10.1007/978-3-031-75941-3</w:t>
+        </w:r>
+      </w:hyperlink>
+    </w:p>
+    <w:bookmarkEnd w:id="29"/>
     <w:sectPr>
       <w:footnotePr>
         <w:numRestart w:val="eachSect"/>
@@ -878,8 +2080,123 @@
       </w:pPr>
     </w:lvl>
   </w:abstractNum>
+  <w:abstractNum w:abstractNumId="991">
+    <w:nsid w:val="0000A991"/>
+    <w:multiLevelType w:val="multilevel"/>
+    <w:lvl w:ilvl="0">
+      <w:numFmt w:val="bullet"/>
+      <w:lvlText w:val=""/>
+      <w:lvlJc w:val="left"/>
+      <w:pPr>
+        <w:ind w:left="720" w:hanging="360"/>
+      </w:pPr>
+      <w:rPr>
+        <w:rFonts w:ascii="Symbol" w:hAnsi="Symbol" w:cs="Symbol" w:hint="default"/>
+      </w:rPr>
+    </w:lvl>
+    <w:lvl w:ilvl="1">
+      <w:numFmt w:val="bullet"/>
+      <w:lvlText w:val="o"/>
+      <w:lvlJc w:val="left"/>
+      <w:pPr>
+        <w:ind w:left="1440" w:hanging="360"/>
+      </w:pPr>
+      <w:rPr>
+        <w:rFonts w:ascii="Courier New" w:hAnsi="Courier New" w:cs="Courier New" w:hint="default"/>
+      </w:rPr>
+    </w:lvl>
+    <w:lvl w:ilvl="2">
+      <w:numFmt w:val="bullet"/>
+      <w:lvlText w:val=""/>
+      <w:lvlJc w:val="left"/>
+      <w:pPr>
+        <w:ind w:left="2160" w:hanging="360"/>
+      </w:pPr>
+      <w:rPr>
+        <w:rFonts w:ascii="Wingdings" w:hAnsi="Wingdings" w:cs="Wingdings" w:hint="default"/>
+      </w:rPr>
+    </w:lvl>
+    <w:lvl w:ilvl="3">
+      <w:numFmt w:val="bullet"/>
+      <w:lvlText w:val=""/>
+      <w:lvlJc w:val="left"/>
+      <w:pPr>
+        <w:ind w:left="2880" w:hanging="360"/>
+      </w:pPr>
+      <w:rPr>
+        <w:rFonts w:ascii="Symbol" w:hAnsi="Symbol" w:cs="Symbol" w:hint="default"/>
+      </w:rPr>
+    </w:lvl>
+    <w:lvl w:ilvl="4">
+      <w:numFmt w:val="bullet"/>
+      <w:lvlText w:val="o"/>
+      <w:lvlJc w:val="left"/>
+      <w:pPr>
+        <w:ind w:left="3600" w:hanging="360"/>
+      </w:pPr>
+      <w:rPr>
+        <w:rFonts w:ascii="Courier New" w:hAnsi="Courier New" w:cs="Courier New" w:hint="default"/>
+      </w:rPr>
+    </w:lvl>
+    <w:lvl w:ilvl="5">
+      <w:numFmt w:val="bullet"/>
+      <w:lvlText w:val=""/>
+      <w:lvlJc w:val="left"/>
+      <w:pPr>
+        <w:ind w:left="4320" w:hanging="360"/>
+      </w:pPr>
+      <w:rPr>
+        <w:rFonts w:ascii="Wingdings" w:hAnsi="Wingdings" w:cs="Wingdings" w:hint="default"/>
+      </w:rPr>
+    </w:lvl>
+    <w:lvl w:ilvl="6">
+      <w:numFmt w:val="bullet"/>
+      <w:lvlText w:val=""/>
+      <w:lvlJc w:val="left"/>
+      <w:pPr>
+        <w:ind w:left="5040" w:hanging="360"/>
+      </w:pPr>
+      <w:rPr>
+        <w:rFonts w:ascii="Symbol" w:hAnsi="Symbol" w:cs="Symbol" w:hint="default"/>
+      </w:rPr>
+    </w:lvl>
+    <w:lvl w:ilvl="7">
+      <w:numFmt w:val="bullet"/>
+      <w:lvlText w:val="o"/>
+      <w:lvlJc w:val="left"/>
+      <w:pPr>
+        <w:ind w:left="5760" w:hanging="360"/>
+      </w:pPr>
+      <w:rPr>
+        <w:rFonts w:ascii="Courier New" w:hAnsi="Courier New" w:cs="Courier New" w:hint="default"/>
+      </w:rPr>
+    </w:lvl>
+    <w:lvl w:ilvl="8">
+      <w:numFmt w:val="bullet"/>
+      <w:lvlText w:val=""/>
+      <w:lvlJc w:val="left"/>
+      <w:pPr>
+        <w:ind w:left="6480" w:hanging="360"/>
+      </w:pPr>
+      <w:rPr>
+        <w:rFonts w:ascii="Wingdings" w:hAnsi="Wingdings" w:cs="Wingdings" w:hint="default"/>
+      </w:rPr>
+    </w:lvl>
+  </w:abstractNum>
   <w:num w:numId="1000">
     <w:abstractNumId w:val="990"/>
+  </w:num>
+  <w:num w:numId="1001">
+    <w:abstractNumId w:val="991"/>
+  </w:num>
+  <w:num w:numId="1002">
+    <w:abstractNumId w:val="991"/>
+  </w:num>
+  <w:num w:numId="1003">
+    <w:abstractNumId w:val="991"/>
+  </w:num>
+  <w:num w:numId="1004">
+    <w:abstractNumId w:val="991"/>
   </w:num>
 </w:numbering>
 </file>

--- a/examples/change_point/doc/11-waypoint-hcp_waypoint_ed.docx
+++ b/examples/change_point/doc/11-waypoint-hcp_waypoint_ed.docx
@@ -662,7 +662,7 @@
               <a:graphicData uri="http://schemas.openxmlformats.org/drawingml/2006/picture">
                 <pic:pic>
                   <pic:nvPicPr>
-                    <pic:cNvPr descr="C:\Git\dal\harbinger\examples\change_point\doc\11-waypoint-hcp_waypoint_ed_files/693e41389f8fe8d7187225776a46ef4a27e40c1f.png" id="15" name="Picture"/>
+                    <pic:cNvPr descr="/home/gpca/harbinger/examples/change_point/doc/11-waypoint-hcp_waypoint_ed_files/f03bd9cb08d7edd0f17d89dfe35e557fd3be3ea3.png" id="15" name="Picture"/>
                     <pic:cNvPicPr>
                       <a:picLocks noChangeArrowheads="1" noChangeAspect="1"/>
                     </pic:cNvPicPr>
@@ -1336,16 +1336,7 @@
         <w:rPr>
           <w:rStyle w:val="VerbatimChar"/>
         </w:rPr>
-        <w:t xml:space="preserve">## Warning in obj$res[obj$non_na] &lt;- res: number of items to replace is not a</w:t>
-      </w:r>
-      <w:r>
-        <w:br/>
-      </w:r>
-      <w:r>
-        <w:rPr>
-          <w:rStyle w:val="VerbatimChar"/>
-        </w:rPr>
-        <w:t xml:space="preserve">## multiple of replacement length</w:t>
+        <w:t xml:space="preserve">## Warning in obj$res[obj$non_na] &lt;- res: number of items to replace is not a multiple of replacement length</w:t>
       </w:r>
     </w:p>
     <w:p>
@@ -1711,7 +1702,7 @@
               <a:graphicData uri="http://schemas.openxmlformats.org/drawingml/2006/picture">
                 <pic:pic>
                   <pic:nvPicPr>
-                    <pic:cNvPr descr="C:\Git\dal\harbinger\examples\change_point\doc\11-waypoint-hcp_waypoint_ed_files/eb97b24ea907a800e88c6f80879709471cd27f5c.png" id="22" name="Picture"/>
+                    <pic:cNvPr descr="/home/gpca/harbinger/examples/change_point/doc/11-waypoint-hcp_waypoint_ed_files/db1f9964476d93415215028ab31915b4222a28a5.png" id="22" name="Picture"/>
                     <pic:cNvPicPr>
                       <a:picLocks noChangeArrowheads="1" noChangeAspect="1"/>
                     </pic:cNvPicPr>
@@ -1850,36 +1841,18 @@
         <w:rPr>
           <w:rStyle w:val="VerbatimChar"/>
         </w:rPr>
-        <w:t xml:space="preserve">## Warning: Removed 71 rows containing missing values or values outside the scale range</w:t>
-      </w:r>
-      <w:r>
-        <w:br/>
-      </w:r>
+        <w:t xml:space="preserve">## Warning: Removed 71 rows containing missing values or values outside the scale range (`geom_point()`).</w:t>
+      </w:r>
+    </w:p>
+    <w:p>
+      <w:pPr>
+        <w:pStyle w:val="SourceCode"/>
+      </w:pPr>
       <w:r>
         <w:rPr>
           <w:rStyle w:val="VerbatimChar"/>
         </w:rPr>
-        <w:t xml:space="preserve">## (`geom_point()`).</w:t>
-      </w:r>
-    </w:p>
-    <w:p>
-      <w:pPr>
-        <w:pStyle w:val="SourceCode"/>
-      </w:pPr>
-      <w:r>
-        <w:rPr>
-          <w:rStyle w:val="VerbatimChar"/>
-        </w:rPr>
-        <w:t xml:space="preserve">## Warning: Removed 71 rows containing missing values or values outside the scale range</w:t>
-      </w:r>
-      <w:r>
-        <w:br/>
-      </w:r>
-      <w:r>
-        <w:rPr>
-          <w:rStyle w:val="VerbatimChar"/>
-        </w:rPr>
-        <w:t xml:space="preserve">## (`geom_line()`).</w:t>
+        <w:t xml:space="preserve">## Warning: Removed 71 rows containing missing values or values outside the scale range (`geom_line()`).</w:t>
       </w:r>
     </w:p>
     <w:p>
@@ -1896,7 +1869,7 @@
               <a:graphicData uri="http://schemas.openxmlformats.org/drawingml/2006/picture">
                 <pic:pic>
                   <pic:nvPicPr>
-                    <pic:cNvPr descr="C:\Git\dal\harbinger\examples\change_point\doc\11-waypoint-hcp_waypoint_ed_files/e20cb357a54a7df736e23cba4d69fb6a536a2099.png" id="25" name="Picture"/>
+                    <pic:cNvPr descr="/home/gpca/harbinger/examples/change_point/doc/11-waypoint-hcp_waypoint_ed_files/8fed72bbfb5da3192023a6a00cf624b34c4a21e9.png" id="25" name="Picture"/>
                     <pic:cNvPicPr>
                       <a:picLocks noChangeArrowheads="1" noChangeAspect="1"/>
                     </pic:cNvPicPr>

--- a/examples/change_point/doc/11-waypoint-hcp_waypoint_ed.docx
+++ b/examples/change_point/doc/11-waypoint-hcp_waypoint_ed.docx
@@ -1336,7 +1336,16 @@
         <w:rPr>
           <w:rStyle w:val="VerbatimChar"/>
         </w:rPr>
-        <w:t xml:space="preserve">## Warning in obj$res[obj$non_na] &lt;- res: number of items to replace is not a multiple of replacement length</w:t>
+        <w:t xml:space="preserve">## Warning in obj$res[obj$non_na] &lt;- res: number of items</w:t>
+      </w:r>
+      <w:r>
+        <w:br/>
+      </w:r>
+      <w:r>
+        <w:rPr>
+          <w:rStyle w:val="VerbatimChar"/>
+        </w:rPr>
+        <w:t xml:space="preserve">## to replace is not a multiple of replacement length</w:t>
       </w:r>
     </w:p>
     <w:p>
@@ -1841,7 +1850,16 @@
         <w:rPr>
           <w:rStyle w:val="VerbatimChar"/>
         </w:rPr>
-        <w:t xml:space="preserve">## Warning: Removed 71 rows containing missing values or values outside the scale range (`geom_point()`).</w:t>
+        <w:t xml:space="preserve">## Warning: Removed 71 rows containing missing values or values</w:t>
+      </w:r>
+      <w:r>
+        <w:br/>
+      </w:r>
+      <w:r>
+        <w:rPr>
+          <w:rStyle w:val="VerbatimChar"/>
+        </w:rPr>
+        <w:t xml:space="preserve">## outside the scale range (`geom_point()`).</w:t>
       </w:r>
     </w:p>
     <w:p>
@@ -1852,7 +1870,16 @@
         <w:rPr>
           <w:rStyle w:val="VerbatimChar"/>
         </w:rPr>
-        <w:t xml:space="preserve">## Warning: Removed 71 rows containing missing values or values outside the scale range (`geom_line()`).</w:t>
+        <w:t xml:space="preserve">## Warning: Removed 71 rows containing missing values or values</w:t>
+      </w:r>
+      <w:r>
+        <w:br/>
+      </w:r>
+      <w:r>
+        <w:rPr>
+          <w:rStyle w:val="VerbatimChar"/>
+        </w:rPr>
+        <w:t xml:space="preserve">## outside the scale range (`geom_line()`).</w:t>
       </w:r>
     </w:p>
     <w:p>
@@ -1869,7 +1896,7 @@
               <a:graphicData uri="http://schemas.openxmlformats.org/drawingml/2006/picture">
                 <pic:pic>
                   <pic:nvPicPr>
-                    <pic:cNvPr descr="/home/gpca/harbinger/examples/change_point/doc/11-waypoint-hcp_waypoint_ed_files/8fed72bbfb5da3192023a6a00cf624b34c4a21e9.png" id="25" name="Picture"/>
+                    <pic:cNvPr descr="/home/gpca/harbinger/examples/change_point/doc/11-waypoint-hcp_waypoint_ed_files/11ec89ec7af3873896ba2bb4ff2c82638437b7a9.png" id="25" name="Picture"/>
                     <pic:cNvPicPr>
                       <a:picLocks noChangeArrowheads="1" noChangeAspect="1"/>
                     </pic:cNvPicPr>

--- a/examples/change_point/doc/11-waypoint-hcp_waypoint_ed.docx
+++ b/examples/change_point/doc/11-waypoint-hcp_waypoint_ed.docx
@@ -52,7 +52,7 @@
         </w:numPr>
       </w:pPr>
       <w:r>
-        <w:t xml:space="preserve">Load and visualize a simple change-point dataset</w:t>
+        <w:t xml:space="preserve">Load and visualize the same example change-point dataset used in the AMOC notebook</w:t>
       </w:r>
     </w:p>
     <w:p>
@@ -446,7 +446,7 @@
         <w:rPr>
           <w:rStyle w:val="CommentTok"/>
         </w:rPr>
-        <w:t xml:space="preserve"># Select the simple dataset</w:t>
+        <w:t xml:space="preserve"># Select the same dataset used in the AMOC example</w:t>
       </w:r>
       <w:r>
         <w:br/>
@@ -479,7 +479,7 @@
         <w:rPr>
           <w:rStyle w:val="NormalTok"/>
         </w:rPr>
-        <w:t xml:space="preserve">simple</w:t>
+        <w:t xml:space="preserve">complex</w:t>
       </w:r>
       <w:r>
         <w:br/>
@@ -505,7 +505,7 @@
         <w:rPr>
           <w:rStyle w:val="VerbatimChar"/>
         </w:rPr>
-        <w:t xml:space="preserve">##   serie event</w:t>
+        <w:t xml:space="preserve">##       serie event</w:t>
       </w:r>
       <w:r>
         <w:br/>
@@ -514,7 +514,7 @@
         <w:rPr>
           <w:rStyle w:val="VerbatimChar"/>
         </w:rPr>
-        <w:t xml:space="preserve">## 1  0.00 FALSE</w:t>
+        <w:t xml:space="preserve">## 1 0.3129618 FALSE</w:t>
       </w:r>
       <w:r>
         <w:br/>
@@ -523,7 +523,7 @@
         <w:rPr>
           <w:rStyle w:val="VerbatimChar"/>
         </w:rPr>
-        <w:t xml:space="preserve">## 2  0.25 FALSE</w:t>
+        <w:t xml:space="preserve">## 2 0.5944808 FALSE</w:t>
       </w:r>
       <w:r>
         <w:br/>
@@ -532,7 +532,7 @@
         <w:rPr>
           <w:rStyle w:val="VerbatimChar"/>
         </w:rPr>
-        <w:t xml:space="preserve">## 3  0.50 FALSE</w:t>
+        <w:t xml:space="preserve">## 3 0.8162731 FALSE</w:t>
       </w:r>
       <w:r>
         <w:br/>
@@ -541,7 +541,7 @@
         <w:rPr>
           <w:rStyle w:val="VerbatimChar"/>
         </w:rPr>
-        <w:t xml:space="preserve">## 4  0.75 FALSE</w:t>
+        <w:t xml:space="preserve">## 4 0.9560557 FALSE</w:t>
       </w:r>
       <w:r>
         <w:br/>
@@ -550,7 +550,7 @@
         <w:rPr>
           <w:rStyle w:val="VerbatimChar"/>
         </w:rPr>
-        <w:t xml:space="preserve">## 5  1.00 FALSE</w:t>
+        <w:t xml:space="preserve">## 5 0.9997847 FALSE</w:t>
       </w:r>
       <w:r>
         <w:br/>
@@ -559,7 +559,7 @@
         <w:rPr>
           <w:rStyle w:val="VerbatimChar"/>
         </w:rPr>
-        <w:t xml:space="preserve">## 6  1.25 FALSE</w:t>
+        <w:t xml:space="preserve">## 6 0.9430667 FALSE</w:t>
       </w:r>
     </w:p>
     <w:bookmarkEnd w:id="12"/>
@@ -662,7 +662,7 @@
               <a:graphicData uri="http://schemas.openxmlformats.org/drawingml/2006/picture">
                 <pic:pic>
                   <pic:nvPicPr>
-                    <pic:cNvPr descr="/home/gpca/harbinger/examples/change_point/doc/11-waypoint-hcp_waypoint_ed_files/f03bd9cb08d7edd0f17d89dfe35e557fd3be3ea3.png" id="15" name="Picture"/>
+                    <pic:cNvPr descr="/home/gpca/harbinger/examples/change_point/doc/11-waypoint-hcp_waypoint_ed_files/2242cd390b7173162c79c5a854b5030be02a2ef2.png" id="15" name="Picture"/>
                     <pic:cNvPicPr>
                       <a:picLocks noChangeArrowheads="1" noChangeAspect="1"/>
                     </pic:cNvPicPr>
@@ -1336,107 +1336,107 @@
         <w:rPr>
           <w:rStyle w:val="VerbatimChar"/>
         </w:rPr>
-        <w:t xml:space="preserve">## Warning in obj$res[obj$non_na] &lt;- res: number of items</w:t>
-      </w:r>
-      <w:r>
-        <w:br/>
-      </w:r>
+        <w:t xml:space="preserve">## Warning in obj$res[obj$non_na] &lt;- res: number of items to replace is not a multiple of replacement length</w:t>
+      </w:r>
+    </w:p>
+    <w:p>
+      <w:pPr>
+        <w:pStyle w:val="SourceCode"/>
+      </w:pPr>
+      <w:r>
+        <w:rPr>
+          <w:rStyle w:val="CommentTok"/>
+        </w:rPr>
+        <w:t xml:space="preserve"># Show detected change points</w:t>
+      </w:r>
+      <w:r>
+        <w:br/>
+      </w:r>
+      <w:r>
+        <w:rPr>
+          <w:rStyle w:val="FunctionTok"/>
+        </w:rPr>
+        <w:t xml:space="preserve">print</w:t>
+      </w:r>
+      <w:r>
+        <w:rPr>
+          <w:rStyle w:val="NormalTok"/>
+        </w:rPr>
+        <w:t xml:space="preserve">(detection </w:t>
+      </w:r>
+      <w:r>
+        <w:rPr>
+          <w:rStyle w:val="SpecialCharTok"/>
+        </w:rPr>
+        <w:t xml:space="preserve">|&gt;</w:t>
+      </w:r>
+      <w:r>
+        <w:rPr>
+          <w:rStyle w:val="NormalTok"/>
+        </w:rPr>
+        <w:t xml:space="preserve"> dplyr</w:t>
+      </w:r>
+      <w:r>
+        <w:rPr>
+          <w:rStyle w:val="SpecialCharTok"/>
+        </w:rPr>
+        <w:t xml:space="preserve">::</w:t>
+      </w:r>
+      <w:r>
+        <w:rPr>
+          <w:rStyle w:val="FunctionTok"/>
+        </w:rPr>
+        <w:t xml:space="preserve">filter</w:t>
+      </w:r>
+      <w:r>
+        <w:rPr>
+          <w:rStyle w:val="NormalTok"/>
+        </w:rPr>
+        <w:t xml:space="preserve">(event </w:t>
+      </w:r>
+      <w:r>
+        <w:rPr>
+          <w:rStyle w:val="SpecialCharTok"/>
+        </w:rPr>
+        <w:t xml:space="preserve">==</w:t>
+      </w:r>
+      <w:r>
+        <w:rPr>
+          <w:rStyle w:val="NormalTok"/>
+        </w:rPr>
+        <w:t xml:space="preserve"> </w:t>
+      </w:r>
+      <w:r>
+        <w:rPr>
+          <w:rStyle w:val="ConstantTok"/>
+        </w:rPr>
+        <w:t xml:space="preserve">TRUE</w:t>
+      </w:r>
+      <w:r>
+        <w:rPr>
+          <w:rStyle w:val="NormalTok"/>
+        </w:rPr>
+        <w:t xml:space="preserve">))</w:t>
+      </w:r>
+    </w:p>
+    <w:p>
+      <w:pPr>
+        <w:pStyle w:val="SourceCode"/>
+      </w:pPr>
       <w:r>
         <w:rPr>
           <w:rStyle w:val="VerbatimChar"/>
         </w:rPr>
-        <w:t xml:space="preserve">## to replace is not a multiple of replacement length</w:t>
-      </w:r>
-    </w:p>
-    <w:p>
-      <w:pPr>
-        <w:pStyle w:val="SourceCode"/>
-      </w:pPr>
-      <w:r>
-        <w:rPr>
-          <w:rStyle w:val="CommentTok"/>
-        </w:rPr>
-        <w:t xml:space="preserve"># Show detected change points</w:t>
-      </w:r>
-      <w:r>
-        <w:br/>
-      </w:r>
-      <w:r>
-        <w:rPr>
-          <w:rStyle w:val="FunctionTok"/>
-        </w:rPr>
-        <w:t xml:space="preserve">print</w:t>
-      </w:r>
-      <w:r>
-        <w:rPr>
-          <w:rStyle w:val="NormalTok"/>
-        </w:rPr>
-        <w:t xml:space="preserve">(detection </w:t>
-      </w:r>
-      <w:r>
-        <w:rPr>
-          <w:rStyle w:val="SpecialCharTok"/>
-        </w:rPr>
-        <w:t xml:space="preserve">|&gt;</w:t>
-      </w:r>
-      <w:r>
-        <w:rPr>
-          <w:rStyle w:val="NormalTok"/>
-        </w:rPr>
-        <w:t xml:space="preserve"> dplyr</w:t>
-      </w:r>
-      <w:r>
-        <w:rPr>
-          <w:rStyle w:val="SpecialCharTok"/>
-        </w:rPr>
-        <w:t xml:space="preserve">::</w:t>
-      </w:r>
-      <w:r>
-        <w:rPr>
-          <w:rStyle w:val="FunctionTok"/>
-        </w:rPr>
-        <w:t xml:space="preserve">filter</w:t>
-      </w:r>
-      <w:r>
-        <w:rPr>
-          <w:rStyle w:val="NormalTok"/>
-        </w:rPr>
-        <w:t xml:space="preserve">(event </w:t>
-      </w:r>
-      <w:r>
-        <w:rPr>
-          <w:rStyle w:val="SpecialCharTok"/>
-        </w:rPr>
-        <w:t xml:space="preserve">==</w:t>
-      </w:r>
-      <w:r>
-        <w:rPr>
-          <w:rStyle w:val="NormalTok"/>
-        </w:rPr>
-        <w:t xml:space="preserve"> </w:t>
-      </w:r>
-      <w:r>
-        <w:rPr>
-          <w:rStyle w:val="ConstantTok"/>
-        </w:rPr>
-        <w:t xml:space="preserve">TRUE</w:t>
-      </w:r>
-      <w:r>
-        <w:rPr>
-          <w:rStyle w:val="NormalTok"/>
-        </w:rPr>
-        <w:t xml:space="preserve">))</w:t>
-      </w:r>
-    </w:p>
-    <w:p>
-      <w:pPr>
-        <w:pStyle w:val="SourceCode"/>
-      </w:pPr>
+        <w:t xml:space="preserve">##   idx event        type</w:t>
+      </w:r>
+      <w:r>
+        <w:br/>
+      </w:r>
       <w:r>
         <w:rPr>
           <w:rStyle w:val="VerbatimChar"/>
         </w:rPr>
-        <w:t xml:space="preserve">## [1] idx   event type </w:t>
+        <w:t xml:space="preserve">## 1 115  TRUE changepoint</w:t>
       </w:r>
       <w:r>
         <w:br/>
@@ -1445,7 +1445,34 @@
         <w:rPr>
           <w:rStyle w:val="VerbatimChar"/>
         </w:rPr>
-        <w:t xml:space="preserve">## &lt;0 rows&gt; (or 0-length row.names)</w:t>
+        <w:t xml:space="preserve">## 2 201  TRUE changepoint</w:t>
+      </w:r>
+      <w:r>
+        <w:br/>
+      </w:r>
+      <w:r>
+        <w:rPr>
+          <w:rStyle w:val="VerbatimChar"/>
+        </w:rPr>
+        <w:t xml:space="preserve">## 3 304  TRUE changepoint</w:t>
+      </w:r>
+      <w:r>
+        <w:br/>
+      </w:r>
+      <w:r>
+        <w:rPr>
+          <w:rStyle w:val="VerbatimChar"/>
+        </w:rPr>
+        <w:t xml:space="preserve">## 4 357  TRUE changepoint</w:t>
+      </w:r>
+      <w:r>
+        <w:br/>
+      </w:r>
+      <w:r>
+        <w:rPr>
+          <w:rStyle w:val="VerbatimChar"/>
+        </w:rPr>
+        <w:t xml:space="preserve">## 5 414  TRUE changepoint</w:t>
       </w:r>
     </w:p>
     <w:bookmarkEnd w:id="18"/>
@@ -1605,7 +1632,7 @@
         <w:rPr>
           <w:rStyle w:val="VerbatimChar"/>
         </w:rPr>
-        <w:t xml:space="preserve">## TRUE      0     0    </w:t>
+        <w:t xml:space="preserve">## TRUE      0     5    </w:t>
       </w:r>
       <w:r>
         <w:br/>
@@ -1614,7 +1641,7 @@
         <w:rPr>
           <w:rStyle w:val="VerbatimChar"/>
         </w:rPr>
-        <w:t xml:space="preserve">## FALSE     1     100</w:t>
+        <w:t xml:space="preserve">## FALSE     4     491</w:t>
       </w:r>
     </w:p>
     <w:bookmarkEnd w:id="19"/>
@@ -1711,7 +1738,7 @@
               <a:graphicData uri="http://schemas.openxmlformats.org/drawingml/2006/picture">
                 <pic:pic>
                   <pic:nvPicPr>
-                    <pic:cNvPr descr="/home/gpca/harbinger/examples/change_point/doc/11-waypoint-hcp_waypoint_ed_files/db1f9964476d93415215028ab31915b4222a28a5.png" id="22" name="Picture"/>
+                    <pic:cNvPr descr="/home/gpca/harbinger/examples/change_point/doc/11-waypoint-hcp_waypoint_ed_files/aa4d74ec020b88998704e7e8121423e1fa4640f6.png" id="22" name="Picture"/>
                     <pic:cNvPicPr>
                       <a:picLocks noChangeArrowheads="1" noChangeAspect="1"/>
                     </pic:cNvPicPr>
@@ -1850,16 +1877,18 @@
         <w:rPr>
           <w:rStyle w:val="VerbatimChar"/>
         </w:rPr>
-        <w:t xml:space="preserve">## Warning: Removed 71 rows containing missing values or values</w:t>
-      </w:r>
-      <w:r>
-        <w:br/>
-      </w:r>
+        <w:t xml:space="preserve">## Warning: Removed 71 rows containing missing values or values outside the scale range (`geom_point()`).</w:t>
+      </w:r>
+    </w:p>
+    <w:p>
+      <w:pPr>
+        <w:pStyle w:val="SourceCode"/>
+      </w:pPr>
       <w:r>
         <w:rPr>
           <w:rStyle w:val="VerbatimChar"/>
         </w:rPr>
-        <w:t xml:space="preserve">## outside the scale range (`geom_point()`).</w:t>
+        <w:t xml:space="preserve">## Warning: Removed 71 rows containing missing values or values outside the scale range (`geom_line()`).</w:t>
       </w:r>
     </w:p>
     <w:p>
@@ -1870,16 +1899,7 @@
         <w:rPr>
           <w:rStyle w:val="VerbatimChar"/>
         </w:rPr>
-        <w:t xml:space="preserve">## Warning: Removed 71 rows containing missing values or values</w:t>
-      </w:r>
-      <w:r>
-        <w:br/>
-      </w:r>
-      <w:r>
-        <w:rPr>
-          <w:rStyle w:val="VerbatimChar"/>
-        </w:rPr>
-        <w:t xml:space="preserve">## outside the scale range (`geom_line()`).</w:t>
+        <w:t xml:space="preserve">## Warning: Removed 5 rows containing missing values or values outside the scale range (`geom_segment()`).</w:t>
       </w:r>
     </w:p>
     <w:p>
@@ -1896,7 +1916,7 @@
               <a:graphicData uri="http://schemas.openxmlformats.org/drawingml/2006/picture">
                 <pic:pic>
                   <pic:nvPicPr>
-                    <pic:cNvPr descr="/home/gpca/harbinger/examples/change_point/doc/11-waypoint-hcp_waypoint_ed_files/11ec89ec7af3873896ba2bb4ff2c82638437b7a9.png" id="25" name="Picture"/>
+                    <pic:cNvPr descr="/home/gpca/harbinger/examples/change_point/doc/11-waypoint-hcp_waypoint_ed_files/fe559a4e9a09e1b2332667092f4efbed3a4ad95a.png" id="25" name="Picture"/>
                     <pic:cNvPicPr>
                       <a:picLocks noChangeArrowheads="1" noChangeAspect="1"/>
                     </pic:cNvPicPr>

--- a/examples/change_point/doc/11-waypoint-hcp_waypoint_ed.docx
+++ b/examples/change_point/doc/11-waypoint-hcp_waypoint_ed.docx
@@ -331,6 +331,45 @@
       <w:pPr>
         <w:pStyle w:val="SourceCode"/>
       </w:pPr>
+      <w:r>
+        <w:rPr>
+          <w:rStyle w:val="FunctionTok"/>
+        </w:rPr>
+        <w:t xml:space="preserve">source</w:t>
+      </w:r>
+      <w:r>
+        <w:rPr>
+          <w:rStyle w:val="NormalTok"/>
+        </w:rPr>
+        <w:t xml:space="preserve">(</w:t>
+      </w:r>
+      <w:r>
+        <w:rPr>
+          <w:rStyle w:val="FunctionTok"/>
+        </w:rPr>
+        <w:t xml:space="preserve">url</w:t>
+      </w:r>
+      <w:r>
+        <w:rPr>
+          <w:rStyle w:val="NormalTok"/>
+        </w:rPr>
+        <w:t xml:space="preserve">(</w:t>
+      </w:r>
+      <w:r>
+        <w:rPr>
+          <w:rStyle w:val="StringTok"/>
+        </w:rPr>
+        <w:t xml:space="preserve">"https://raw.githubusercontent.com/cefet-rj-dal/harbinger/master/examples/seed.R"</w:t>
+      </w:r>
+      <w:r>
+        <w:rPr>
+          <w:rStyle w:val="NormalTok"/>
+        </w:rPr>
+        <w:t xml:space="preserve">))</w:t>
+      </w:r>
+      <w:r>
+        <w:br/>
+      </w:r>
       <w:r>
         <w:rPr>
           <w:rStyle w:val="CommentTok"/>
@@ -1195,6 +1234,21 @@
       </w:r>
       <w:r>
         <w:rPr>
+          <w:rStyle w:val="FunctionTok"/>
+        </w:rPr>
+        <w:t xml:space="preserve">set_example_seed</w:t>
+      </w:r>
+      <w:r>
+        <w:rPr>
+          <w:rStyle w:val="NormalTok"/>
+        </w:rPr>
+        <w:t xml:space="preserve">()</w:t>
+      </w:r>
+      <w:r>
+        <w:br/>
+      </w:r>
+      <w:r>
+        <w:rPr>
           <w:rStyle w:val="NormalTok"/>
         </w:rPr>
         <w:t xml:space="preserve">model </w:t>
@@ -1436,7 +1490,7 @@
         <w:rPr>
           <w:rStyle w:val="VerbatimChar"/>
         </w:rPr>
-        <w:t xml:space="preserve">## 1 115  TRUE changepoint</w:t>
+        <w:t xml:space="preserve">## 1 116  TRUE changepoint</w:t>
       </w:r>
       <w:r>
         <w:br/>
@@ -1445,7 +1499,7 @@
         <w:rPr>
           <w:rStyle w:val="VerbatimChar"/>
         </w:rPr>
-        <w:t xml:space="preserve">## 2 201  TRUE changepoint</w:t>
+        <w:t xml:space="preserve">## 2 188  TRUE changepoint</w:t>
       </w:r>
       <w:r>
         <w:br/>
@@ -1454,7 +1508,7 @@
         <w:rPr>
           <w:rStyle w:val="VerbatimChar"/>
         </w:rPr>
-        <w:t xml:space="preserve">## 3 304  TRUE changepoint</w:t>
+        <w:t xml:space="preserve">## 3 303  TRUE changepoint</w:t>
       </w:r>
       <w:r>
         <w:br/>
@@ -1463,7 +1517,7 @@
         <w:rPr>
           <w:rStyle w:val="VerbatimChar"/>
         </w:rPr>
-        <w:t xml:space="preserve">## 4 357  TRUE changepoint</w:t>
+        <w:t xml:space="preserve">## 4 356  TRUE changepoint</w:t>
       </w:r>
       <w:r>
         <w:br/>
@@ -1472,7 +1526,7 @@
         <w:rPr>
           <w:rStyle w:val="VerbatimChar"/>
         </w:rPr>
-        <w:t xml:space="preserve">## 5 414  TRUE changepoint</w:t>
+        <w:t xml:space="preserve">## 5 413  TRUE changepoint</w:t>
       </w:r>
     </w:p>
     <w:bookmarkEnd w:id="18"/>
@@ -1738,7 +1792,7 @@
               <a:graphicData uri="http://schemas.openxmlformats.org/drawingml/2006/picture">
                 <pic:pic>
                   <pic:nvPicPr>
-                    <pic:cNvPr descr="/home/gpca/harbinger/examples/change_point/doc/11-waypoint-hcp_waypoint_ed_files/aa4d74ec020b88998704e7e8121423e1fa4640f6.png" id="22" name="Picture"/>
+                    <pic:cNvPr descr="/home/gpca/harbinger/examples/change_point/doc/11-waypoint-hcp_waypoint_ed_files/98f0fc2df84ec35b0741c79723928a6f1a775d70.png" id="22" name="Picture"/>
                     <pic:cNvPicPr>
                       <a:picLocks noChangeArrowheads="1" noChangeAspect="1"/>
                     </pic:cNvPicPr>
@@ -1916,7 +1970,7 @@
               <a:graphicData uri="http://schemas.openxmlformats.org/drawingml/2006/picture">
                 <pic:pic>
                   <pic:nvPicPr>
-                    <pic:cNvPr descr="/home/gpca/harbinger/examples/change_point/doc/11-waypoint-hcp_waypoint_ed_files/fe559a4e9a09e1b2332667092f4efbed3a4ad95a.png" id="25" name="Picture"/>
+                    <pic:cNvPr descr="/home/gpca/harbinger/examples/change_point/doc/11-waypoint-hcp_waypoint_ed_files/ab0bd72a4859d6fc8a87bdde42e85006e389a76a.png" id="25" name="Picture"/>
                     <pic:cNvPicPr>
                       <a:picLocks noChangeArrowheads="1" noChangeAspect="1"/>
                     </pic:cNvPicPr>

--- a/examples/change_point/doc/11-waypoint-hcp_waypoint_ed.docx
+++ b/examples/change_point/doc/11-waypoint-hcp_waypoint_ed.docx
@@ -1970,7 +1970,7 @@
               <a:graphicData uri="http://schemas.openxmlformats.org/drawingml/2006/picture">
                 <pic:pic>
                   <pic:nvPicPr>
-                    <pic:cNvPr descr="/home/gpca/harbinger/examples/change_point/doc/11-waypoint-hcp_waypoint_ed_files/ab0bd72a4859d6fc8a87bdde42e85006e389a76a.png" id="25" name="Picture"/>
+                    <pic:cNvPr descr="/home/gpca/harbinger/examples/change_point/doc/11-waypoint-hcp_waypoint_ed_files/4d3ffef22486cb461bf9f2dba2d0cd6d3a0089b2.png" id="25" name="Picture"/>
                     <pic:cNvPicPr>
                       <a:picLocks noChangeArrowheads="1" noChangeAspect="1"/>
                     </pic:cNvPicPr>

--- a/examples/change_point/doc/11-waypoint-hcp_waypoint_ed.docx
+++ b/examples/change_point/doc/11-waypoint-hcp_waypoint_ed.docx
@@ -1388,17 +1388,6 @@
       </w:pPr>
       <w:r>
         <w:rPr>
-          <w:rStyle w:val="VerbatimChar"/>
-        </w:rPr>
-        <w:t xml:space="preserve">## Warning in obj$res[obj$non_na] &lt;- res: number of items to replace is not a multiple of replacement length</w:t>
-      </w:r>
-    </w:p>
-    <w:p>
-      <w:pPr>
-        <w:pStyle w:val="SourceCode"/>
-      </w:pPr>
-      <w:r>
-        <w:rPr>
           <w:rStyle w:val="CommentTok"/>
         </w:rPr>
         <w:t xml:space="preserve"># Show detected change points</w:t>
@@ -1931,7 +1920,7 @@
         <w:rPr>
           <w:rStyle w:val="VerbatimChar"/>
         </w:rPr>
-        <w:t xml:space="preserve">## Warning: Removed 71 rows containing missing values or values outside the scale range (`geom_point()`).</w:t>
+        <w:t xml:space="preserve">## Warning: Removed 60 rows containing missing values or values outside the scale range (`geom_point()`).</w:t>
       </w:r>
     </w:p>
     <w:p>
@@ -1942,7 +1931,7 @@
         <w:rPr>
           <w:rStyle w:val="VerbatimChar"/>
         </w:rPr>
-        <w:t xml:space="preserve">## Warning: Removed 71 rows containing missing values or values outside the scale range (`geom_line()`).</w:t>
+        <w:t xml:space="preserve">## Warning: Removed 60 rows containing missing values or values outside the scale range (`geom_line()`).</w:t>
       </w:r>
     </w:p>
     <w:p>
@@ -1970,7 +1959,7 @@
               <a:graphicData uri="http://schemas.openxmlformats.org/drawingml/2006/picture">
                 <pic:pic>
                   <pic:nvPicPr>
-                    <pic:cNvPr descr="/home/gpca/harbinger/examples/change_point/doc/11-waypoint-hcp_waypoint_ed_files/4d3ffef22486cb461bf9f2dba2d0cd6d3a0089b2.png" id="25" name="Picture"/>
+                    <pic:cNvPr descr="/home/gpca/harbinger/examples/change_point/doc/11-waypoint-hcp_waypoint_ed_files/b11d09b66f5152600967a6659ff9c49939148839.png" id="25" name="Picture"/>
                     <pic:cNvPicPr>
                       <a:picLocks noChangeArrowheads="1" noChangeAspect="1"/>
                     </pic:cNvPicPr>
